--- a/lab01_ur5e_playground/Lab01_Report_Template.docx
+++ b/lab01_ur5e_playground/Lab01_Report_Template.docx
@@ -119,7 +119,7 @@
           <w:color w:val="000000"/>
           <w:sz w:val="22"/>
         </w:rPr>
-        <w:t xml:space="preserve">Directions: </w:t>
+        <w:t>Directions: Open this template in Microsoft Word. Before entering results, select File &gt; Save As and create a personal copy named LastName_Lab01_Report.docx. Replace the prompt text with your results. Paste output as text and add screenshots or plots with Insert &gt; Pictures. Complete and submit your personal .docx copy.</w:t>
       </w:r>
       <w:r>
         <w:rPr>
@@ -129,7 +129,6 @@
           <w:color w:val="000000"/>
           <w:sz w:val="22"/>
         </w:rPr>
-        <w:t>Replace the prompt text with your results. Paste output as text and add screenshots or plots with Insert &gt; Pictures. Save and submit this .docx file.</w:t>
       </w:r>
     </w:p>
     <w:p>
